--- a/docs/studyguides/radians.docx
+++ b/docs/studyguides/radians.docx
@@ -34,7 +34,7 @@
         <w:t xml:space="preserve">Radians are an important concept to understand in mathematics. They are used instead of degrees in areas like calculus and trigonometry, and so becoming comfortable converting between radians and degrees is an important skill. This guide also explains how to find lengths of circular arcs and areas of circular sectors.</w:t>
       </w:r>
     </w:p>
-    <w:bookmarkStart w:id="20" w:name="what-are-radians"/>
+    <w:bookmarkStart w:id="9" w:name="what-are-radians"/>
     <w:p>
       <w:pPr>
         <w:pStyle w:val="Heading1"/>
@@ -162,8 +162,8 @@
         <w:t xml:space="preserve">This guide will firstly describe the relationship between radians and circles. Then it will describe the relationship between radians and degrees showing how to convert between them. Lastly, it will provide a table of some useful degree to radians conversions for common angle sizes.</w:t>
       </w:r>
     </w:p>
-    <w:bookmarkEnd w:id="20"/>
-    <w:bookmarkStart w:id="53" w:name="radians-and-circles"/>
+    <w:bookmarkEnd w:id="9"/>
+    <w:bookmarkStart w:id="42" w:name="radians-and-circles"/>
     <w:p>
       <w:pPr>
         <w:pStyle w:val="Heading1"/>
@@ -253,18 +253,18 @@
                 <wp:inline>
                   <wp:extent cx="152400" cy="152400"/>
                   <wp:effectExtent b="0" l="0" r="0" t="0"/>
-                  <wp:docPr descr="" title="" id="22" name="Picture"/>
+                  <wp:docPr descr="" title="" id="11" name="Picture"/>
                   <a:graphic>
                     <a:graphicData uri="http://schemas.openxmlformats.org/drawingml/2006/picture">
                       <pic:pic>
                         <pic:nvPicPr>
-                          <pic:cNvPr descr="/Applications/quarto/share/formats/docx/note.png" id="23" name="Picture"/>
+                          <pic:cNvPr descr="/Applications/quarto/share/formats/docx/note.png" id="12" name="Picture"/>
                           <pic:cNvPicPr>
                             <a:picLocks noChangeArrowheads="1" noChangeAspect="1"/>
                           </pic:cNvPicPr>
                         </pic:nvPicPr>
                         <pic:blipFill>
-                          <a:blip r:embed="rId21"/>
+                          <a:blip r:embed="rId10"/>
                           <a:stretch>
                             <a:fillRect/>
                           </a:stretch>
@@ -403,18 +403,18 @@
                 <wp:inline>
                   <wp:extent cx="152400" cy="152400"/>
                   <wp:effectExtent b="0" l="0" r="0" t="0"/>
-                  <wp:docPr descr="" title="" id="25" name="Picture"/>
+                  <wp:docPr descr="" title="" id="14" name="Picture"/>
                   <a:graphic>
                     <a:graphicData uri="http://schemas.openxmlformats.org/drawingml/2006/picture">
                       <pic:pic>
                         <pic:nvPicPr>
-                          <pic:cNvPr descr="/Applications/quarto/share/formats/docx/tip.png" id="26" name="Picture"/>
+                          <pic:cNvPr descr="/Applications/quarto/share/formats/docx/tip.png" id="15" name="Picture"/>
                           <pic:cNvPicPr>
                             <a:picLocks noChangeArrowheads="1" noChangeAspect="1"/>
                           </pic:cNvPicPr>
                         </pic:nvPicPr>
                         <pic:blipFill>
-                          <a:blip r:embed="rId24"/>
+                          <a:blip r:embed="rId13"/>
                           <a:stretch>
                             <a:fillRect/>
                           </a:stretch>
@@ -555,18 +555,18 @@
                 <wp:inline>
                   <wp:extent cx="152400" cy="152400"/>
                   <wp:effectExtent b="0" l="0" r="0" t="0"/>
-                  <wp:docPr descr="" title="" id="27" name="Picture"/>
+                  <wp:docPr descr="" title="" id="16" name="Picture"/>
                   <a:graphic>
                     <a:graphicData uri="http://schemas.openxmlformats.org/drawingml/2006/picture">
                       <pic:pic>
                         <pic:nvPicPr>
-                          <pic:cNvPr descr="/Applications/quarto/share/formats/docx/note.png" id="28" name="Picture"/>
+                          <pic:cNvPr descr="/Applications/quarto/share/formats/docx/note.png" id="17" name="Picture"/>
                           <pic:cNvPicPr>
                             <a:picLocks noChangeArrowheads="1" noChangeAspect="1"/>
                           </pic:cNvPicPr>
                         </pic:nvPicPr>
                         <pic:blipFill>
-                          <a:blip r:embed="rId21"/>
+                          <a:blip r:embed="rId10"/>
                           <a:stretch>
                             <a:fillRect/>
                           </a:stretch>
@@ -648,7 +648,7 @@
       <w:tr>
         <w:tc>
           <w:tcPr/>
-          <w:bookmarkStart w:id="32" w:name="fig-circulararc"/>
+          <w:bookmarkStart w:id="21" w:name="fig-circulararc"/>
           <w:p>
             <w:pPr>
               <w:pStyle w:val="Compact"/>
@@ -659,18 +659,18 @@
                 <wp:inline>
                   <wp:extent cx="5755521" cy="2302820"/>
                   <wp:effectExtent b="0" l="0" r="0" t="0"/>
-                  <wp:docPr descr="" title="" id="30" name="Picture"/>
+                  <wp:docPr descr="" title="" id="19" name="Picture"/>
                   <a:graphic>
                     <a:graphicData uri="http://schemas.openxmlformats.org/drawingml/2006/picture">
                       <pic:pic>
                         <pic:nvPicPr>
-                          <pic:cNvPr descr="./FiguresPNG/radians-fig2-2.png" id="31" name="Picture"/>
+                          <pic:cNvPr descr="./FiguresPNG/radians-fig2-2.png" id="20" name="Picture"/>
                           <pic:cNvPicPr>
                             <a:picLocks noChangeArrowheads="1" noChangeAspect="1"/>
                           </pic:cNvPicPr>
                         </pic:nvPicPr>
                         <pic:blipFill>
-                          <a:blip r:embed="rId29"/>
+                          <a:blip r:embed="rId18"/>
                           <a:stretch>
                             <a:fillRect/>
                           </a:stretch>
@@ -710,7 +710,7 @@
               <w:t xml:space="preserve">Figure 1: A circular arc.</w:t>
             </w:r>
           </w:p>
-          <w:bookmarkEnd w:id="32"/>
+          <w:bookmarkEnd w:id="21"/>
         </w:tc>
       </w:tr>
     </w:tbl>
@@ -763,18 +763,18 @@
                 <wp:inline>
                   <wp:extent cx="152400" cy="152400"/>
                   <wp:effectExtent b="0" l="0" r="0" t="0"/>
-                  <wp:docPr descr="" title="" id="33" name="Picture"/>
+                  <wp:docPr descr="" title="" id="22" name="Picture"/>
                   <a:graphic>
                     <a:graphicData uri="http://schemas.openxmlformats.org/drawingml/2006/picture">
                       <pic:pic>
                         <pic:nvPicPr>
-                          <pic:cNvPr descr="/Applications/quarto/share/formats/docx/note.png" id="34" name="Picture"/>
+                          <pic:cNvPr descr="/Applications/quarto/share/formats/docx/note.png" id="23" name="Picture"/>
                           <pic:cNvPicPr>
                             <a:picLocks noChangeArrowheads="1" noChangeAspect="1"/>
                           </pic:cNvPicPr>
                         </pic:nvPicPr>
                         <pic:blipFill>
-                          <a:blip r:embed="rId21"/>
+                          <a:blip r:embed="rId10"/>
                           <a:stretch>
                             <a:fillRect/>
                           </a:stretch>
@@ -913,18 +913,18 @@
                 <wp:inline>
                   <wp:extent cx="152400" cy="152400"/>
                   <wp:effectExtent b="0" l="0" r="0" t="0"/>
-                  <wp:docPr descr="" title="" id="35" name="Picture"/>
+                  <wp:docPr descr="" title="" id="24" name="Picture"/>
                   <a:graphic>
                     <a:graphicData uri="http://schemas.openxmlformats.org/drawingml/2006/picture">
                       <pic:pic>
                         <pic:nvPicPr>
-                          <pic:cNvPr descr="/Applications/quarto/share/formats/docx/note.png" id="36" name="Picture"/>
+                          <pic:cNvPr descr="/Applications/quarto/share/formats/docx/note.png" id="25" name="Picture"/>
                           <pic:cNvPicPr>
                             <a:picLocks noChangeArrowheads="1" noChangeAspect="1"/>
                           </pic:cNvPicPr>
                         </pic:nvPicPr>
                         <pic:blipFill>
-                          <a:blip r:embed="rId21"/>
+                          <a:blip r:embed="rId10"/>
                           <a:stretch>
                             <a:fillRect/>
                           </a:stretch>
@@ -1020,7 +1020,7 @@
       <w:tr>
         <w:tc>
           <w:tcPr/>
-          <w:bookmarkStart w:id="40" w:name="fig-circularsector"/>
+          <w:bookmarkStart w:id="29" w:name="fig-circularsector"/>
           <w:p>
             <w:pPr>
               <w:pStyle w:val="Compact"/>
@@ -1031,18 +1031,18 @@
                 <wp:inline>
                   <wp:extent cx="5755521" cy="2299761"/>
                   <wp:effectExtent b="0" l="0" r="0" t="0"/>
-                  <wp:docPr descr="" title="" id="38" name="Picture"/>
+                  <wp:docPr descr="" title="" id="27" name="Picture"/>
                   <a:graphic>
                     <a:graphicData uri="http://schemas.openxmlformats.org/drawingml/2006/picture">
                       <pic:pic>
                         <pic:nvPicPr>
-                          <pic:cNvPr descr="./FiguresPNG/radians-fig3-3.png" id="39" name="Picture"/>
+                          <pic:cNvPr descr="./FiguresPNG/radians-fig3-3.png" id="28" name="Picture"/>
                           <pic:cNvPicPr>
                             <a:picLocks noChangeArrowheads="1" noChangeAspect="1"/>
                           </pic:cNvPicPr>
                         </pic:nvPicPr>
                         <pic:blipFill>
-                          <a:blip r:embed="rId37"/>
+                          <a:blip r:embed="rId26"/>
                           <a:stretch>
                             <a:fillRect/>
                           </a:stretch>
@@ -1082,7 +1082,7 @@
               <w:t xml:space="preserve">Figure 2: A circular sector.</w:t>
             </w:r>
           </w:p>
-          <w:bookmarkEnd w:id="40"/>
+          <w:bookmarkEnd w:id="29"/>
         </w:tc>
       </w:tr>
     </w:tbl>
@@ -1173,18 +1173,18 @@
                 <wp:inline>
                   <wp:extent cx="152400" cy="152400"/>
                   <wp:effectExtent b="0" l="0" r="0" t="0"/>
-                  <wp:docPr descr="" title="" id="41" name="Picture"/>
+                  <wp:docPr descr="" title="" id="30" name="Picture"/>
                   <a:graphic>
                     <a:graphicData uri="http://schemas.openxmlformats.org/drawingml/2006/picture">
                       <pic:pic>
                         <pic:nvPicPr>
-                          <pic:cNvPr descr="/Applications/quarto/share/formats/docx/note.png" id="42" name="Picture"/>
+                          <pic:cNvPr descr="/Applications/quarto/share/formats/docx/note.png" id="31" name="Picture"/>
                           <pic:cNvPicPr>
                             <a:picLocks noChangeArrowheads="1" noChangeAspect="1"/>
                           </pic:cNvPicPr>
                         </pic:nvPicPr>
                         <pic:blipFill>
-                          <a:blip r:embed="rId21"/>
+                          <a:blip r:embed="rId10"/>
                           <a:stretch>
                             <a:fillRect/>
                           </a:stretch>
@@ -1428,18 +1428,18 @@
                 <wp:inline>
                   <wp:extent cx="152400" cy="152400"/>
                   <wp:effectExtent b="0" l="0" r="0" t="0"/>
-                  <wp:docPr descr="" title="" id="43" name="Picture"/>
+                  <wp:docPr descr="" title="" id="32" name="Picture"/>
                   <a:graphic>
                     <a:graphicData uri="http://schemas.openxmlformats.org/drawingml/2006/picture">
                       <pic:pic>
                         <pic:nvPicPr>
-                          <pic:cNvPr descr="/Applications/quarto/share/formats/docx/tip.png" id="44" name="Picture"/>
+                          <pic:cNvPr descr="/Applications/quarto/share/formats/docx/tip.png" id="33" name="Picture"/>
                           <pic:cNvPicPr>
                             <a:picLocks noChangeArrowheads="1" noChangeAspect="1"/>
                           </pic:cNvPicPr>
                         </pic:nvPicPr>
                         <pic:blipFill>
-                          <a:blip r:embed="rId24"/>
+                          <a:blip r:embed="rId13"/>
                           <a:stretch>
                             <a:fillRect/>
                           </a:stretch>
@@ -1530,7 +1530,7 @@
       <w:tr>
         <w:tc>
           <w:tcPr/>
-          <w:bookmarkStart w:id="48" w:name="fig-radian"/>
+          <w:bookmarkStart w:id="37" w:name="fig-radian"/>
           <w:p>
             <w:pPr>
               <w:pStyle w:val="Compact"/>
@@ -1541,18 +1541,18 @@
                 <wp:inline>
                   <wp:extent cx="5755521" cy="2302820"/>
                   <wp:effectExtent b="0" l="0" r="0" t="0"/>
-                  <wp:docPr descr="" title="" id="46" name="Picture"/>
+                  <wp:docPr descr="" title="" id="35" name="Picture"/>
                   <a:graphic>
                     <a:graphicData uri="http://schemas.openxmlformats.org/drawingml/2006/picture">
                       <pic:pic>
                         <pic:nvPicPr>
-                          <pic:cNvPr descr="./FiguresPNG/radians-fig1-1.png" id="47" name="Picture"/>
+                          <pic:cNvPr descr="./FiguresPNG/radians-fig1-1.png" id="36" name="Picture"/>
                           <pic:cNvPicPr>
                             <a:picLocks noChangeArrowheads="1" noChangeAspect="1"/>
                           </pic:cNvPicPr>
                         </pic:nvPicPr>
                         <pic:blipFill>
-                          <a:blip r:embed="rId45"/>
+                          <a:blip r:embed="rId34"/>
                           <a:stretch>
                             <a:fillRect/>
                           </a:stretch>
@@ -1592,7 +1592,7 @@
               <w:t xml:space="preserve">Figure 3: A visual representation of a radian.</w:t>
             </w:r>
           </w:p>
-          <w:bookmarkEnd w:id="48"/>
+          <w:bookmarkEnd w:id="37"/>
         </w:tc>
       </w:tr>
     </w:tbl>
@@ -1733,7 +1733,7 @@
       <w:tr>
         <w:tc>
           <w:tcPr/>
-          <w:bookmarkStart w:id="52" w:name="fig-twopi"/>
+          <w:bookmarkStart w:id="41" w:name="fig-twopi"/>
           <w:p>
             <w:pPr>
               <w:pStyle w:val="Compact"/>
@@ -1744,18 +1744,18 @@
                 <wp:inline>
                   <wp:extent cx="5755521" cy="2623930"/>
                   <wp:effectExtent b="0" l="0" r="0" t="0"/>
-                  <wp:docPr descr="" title="" id="50" name="Picture"/>
+                  <wp:docPr descr="" title="" id="39" name="Picture"/>
                   <a:graphic>
                     <a:graphicData uri="http://schemas.openxmlformats.org/drawingml/2006/picture">
                       <pic:pic>
                         <pic:nvPicPr>
-                          <pic:cNvPr descr="./FiguresPNG/radians-fig4-4.png" id="51" name="Picture"/>
+                          <pic:cNvPr descr="./FiguresPNG/radians-fig4-4.png" id="40" name="Picture"/>
                           <pic:cNvPicPr>
                             <a:picLocks noChangeArrowheads="1" noChangeAspect="1"/>
                           </pic:cNvPicPr>
                         </pic:nvPicPr>
                         <pic:blipFill>
-                          <a:blip r:embed="rId49"/>
+                          <a:blip r:embed="rId38"/>
                           <a:stretch>
                             <a:fillRect/>
                           </a:stretch>
@@ -1795,12 +1795,12 @@
               <w:t xml:space="preserve">Figure 4: A circle divided by sectors with arc length equal to the radius.</w:t>
             </w:r>
           </w:p>
-          <w:bookmarkEnd w:id="52"/>
+          <w:bookmarkEnd w:id="41"/>
         </w:tc>
       </w:tr>
     </w:tbl>
-    <w:bookmarkEnd w:id="53"/>
-    <w:bookmarkStart w:id="74" w:name="converting-between-radians-and-degrees"/>
+    <w:bookmarkEnd w:id="42"/>
+    <w:bookmarkStart w:id="63" w:name="converting-between-radians-and-degrees"/>
     <w:p>
       <w:pPr>
         <w:pStyle w:val="Heading1"/>
@@ -1817,7 +1817,7 @@
         <w:t xml:space="preserve">The process for converting from radians to degrees and from degrees to radians are direct opposites to each other.</w:t>
       </w:r>
     </w:p>
-    <w:bookmarkStart w:id="65" w:name="converting-from-degrees-to-radians"/>
+    <w:bookmarkStart w:id="54" w:name="converting-from-degrees-to-radians"/>
     <w:p>
       <w:pPr>
         <w:pStyle w:val="Heading2"/>
@@ -1867,18 +1867,18 @@
                 <wp:inline>
                   <wp:extent cx="152400" cy="152400"/>
                   <wp:effectExtent b="0" l="0" r="0" t="0"/>
-                  <wp:docPr descr="" title="" id="54" name="Picture"/>
+                  <wp:docPr descr="" title="" id="43" name="Picture"/>
                   <a:graphic>
                     <a:graphicData uri="http://schemas.openxmlformats.org/drawingml/2006/picture">
                       <pic:pic>
                         <pic:nvPicPr>
-                          <pic:cNvPr descr="/Applications/quarto/share/formats/docx/note.png" id="55" name="Picture"/>
+                          <pic:cNvPr descr="/Applications/quarto/share/formats/docx/note.png" id="44" name="Picture"/>
                           <pic:cNvPicPr>
                             <a:picLocks noChangeArrowheads="1" noChangeAspect="1"/>
                           </pic:cNvPicPr>
                         </pic:nvPicPr>
                         <pic:blipFill>
-                          <a:blip r:embed="rId21"/>
+                          <a:blip r:embed="rId10"/>
                           <a:stretch>
                             <a:fillRect/>
                           </a:stretch>
@@ -2110,18 +2110,18 @@
                 <wp:inline>
                   <wp:extent cx="152400" cy="152400"/>
                   <wp:effectExtent b="0" l="0" r="0" t="0"/>
-                  <wp:docPr descr="" title="" id="57" name="Picture"/>
+                  <wp:docPr descr="" title="" id="46" name="Picture"/>
                   <a:graphic>
                     <a:graphicData uri="http://schemas.openxmlformats.org/drawingml/2006/picture">
                       <pic:pic>
                         <pic:nvPicPr>
-                          <pic:cNvPr descr="/Applications/quarto/share/formats/docx/warning.png" id="58" name="Picture"/>
+                          <pic:cNvPr descr="/Applications/quarto/share/formats/docx/warning.png" id="47" name="Picture"/>
                           <pic:cNvPicPr>
                             <a:picLocks noChangeArrowheads="1" noChangeAspect="1"/>
                           </pic:cNvPicPr>
                         </pic:nvPicPr>
                         <pic:blipFill>
-                          <a:blip r:embed="rId56"/>
+                          <a:blip r:embed="rId45"/>
                           <a:stretch>
                             <a:fillRect/>
                           </a:stretch>
@@ -2237,18 +2237,18 @@
                 <wp:inline>
                   <wp:extent cx="152400" cy="152400"/>
                   <wp:effectExtent b="0" l="0" r="0" t="0"/>
-                  <wp:docPr descr="" title="" id="59" name="Picture"/>
+                  <wp:docPr descr="" title="" id="48" name="Picture"/>
                   <a:graphic>
                     <a:graphicData uri="http://schemas.openxmlformats.org/drawingml/2006/picture">
                       <pic:pic>
                         <pic:nvPicPr>
-                          <pic:cNvPr descr="/Applications/quarto/share/formats/docx/note.png" id="60" name="Picture"/>
+                          <pic:cNvPr descr="/Applications/quarto/share/formats/docx/note.png" id="49" name="Picture"/>
                           <pic:cNvPicPr>
                             <a:picLocks noChangeArrowheads="1" noChangeAspect="1"/>
                           </pic:cNvPicPr>
                         </pic:nvPicPr>
                         <pic:blipFill>
-                          <a:blip r:embed="rId21"/>
+                          <a:blip r:embed="rId10"/>
                           <a:stretch>
                             <a:fillRect/>
                           </a:stretch>
@@ -2580,18 +2580,18 @@
                 <wp:inline>
                   <wp:extent cx="152400" cy="152400"/>
                   <wp:effectExtent b="0" l="0" r="0" t="0"/>
-                  <wp:docPr descr="" title="" id="61" name="Picture"/>
+                  <wp:docPr descr="" title="" id="50" name="Picture"/>
                   <a:graphic>
                     <a:graphicData uri="http://schemas.openxmlformats.org/drawingml/2006/picture">
                       <pic:pic>
                         <pic:nvPicPr>
-                          <pic:cNvPr descr="/Applications/quarto/share/formats/docx/note.png" id="62" name="Picture"/>
+                          <pic:cNvPr descr="/Applications/quarto/share/formats/docx/note.png" id="51" name="Picture"/>
                           <pic:cNvPicPr>
                             <a:picLocks noChangeArrowheads="1" noChangeAspect="1"/>
                           </pic:cNvPicPr>
                         </pic:nvPicPr>
                         <pic:blipFill>
-                          <a:blip r:embed="rId21"/>
+                          <a:blip r:embed="rId10"/>
                           <a:stretch>
                             <a:fillRect/>
                           </a:stretch>
@@ -2957,18 +2957,18 @@
                 <wp:inline>
                   <wp:extent cx="152400" cy="152400"/>
                   <wp:effectExtent b="0" l="0" r="0" t="0"/>
-                  <wp:docPr descr="" title="" id="63" name="Picture"/>
+                  <wp:docPr descr="" title="" id="52" name="Picture"/>
                   <a:graphic>
                     <a:graphicData uri="http://schemas.openxmlformats.org/drawingml/2006/picture">
                       <pic:pic>
                         <pic:nvPicPr>
-                          <pic:cNvPr descr="/Applications/quarto/share/formats/docx/warning.png" id="64" name="Picture"/>
+                          <pic:cNvPr descr="/Applications/quarto/share/formats/docx/warning.png" id="53" name="Picture"/>
                           <pic:cNvPicPr>
                             <a:picLocks noChangeArrowheads="1" noChangeAspect="1"/>
                           </pic:cNvPicPr>
                         </pic:nvPicPr>
                         <pic:blipFill>
-                          <a:blip r:embed="rId56"/>
+                          <a:blip r:embed="rId45"/>
                           <a:stretch>
                             <a:fillRect/>
                           </a:stretch>
@@ -3059,8 +3059,8 @@
         </w:tc>
       </w:tr>
     </w:tbl>
-    <w:bookmarkEnd w:id="65"/>
-    <w:bookmarkStart w:id="72" w:name="converting-from-radians-to-degrees"/>
+    <w:bookmarkEnd w:id="54"/>
+    <w:bookmarkStart w:id="61" w:name="converting-from-radians-to-degrees"/>
     <w:p>
       <w:pPr>
         <w:pStyle w:val="Heading2"/>
@@ -3110,18 +3110,18 @@
                 <wp:inline>
                   <wp:extent cx="152400" cy="152400"/>
                   <wp:effectExtent b="0" l="0" r="0" t="0"/>
-                  <wp:docPr descr="" title="" id="66" name="Picture"/>
+                  <wp:docPr descr="" title="" id="55" name="Picture"/>
                   <a:graphic>
                     <a:graphicData uri="http://schemas.openxmlformats.org/drawingml/2006/picture">
                       <pic:pic>
                         <pic:nvPicPr>
-                          <pic:cNvPr descr="/Applications/quarto/share/formats/docx/note.png" id="67" name="Picture"/>
+                          <pic:cNvPr descr="/Applications/quarto/share/formats/docx/note.png" id="56" name="Picture"/>
                           <pic:cNvPicPr>
                             <a:picLocks noChangeArrowheads="1" noChangeAspect="1"/>
                           </pic:cNvPicPr>
                         </pic:nvPicPr>
                         <pic:blipFill>
-                          <a:blip r:embed="rId21"/>
+                          <a:blip r:embed="rId10"/>
                           <a:stretch>
                             <a:fillRect/>
                           </a:stretch>
@@ -3361,18 +3361,18 @@
                 <wp:inline>
                   <wp:extent cx="152400" cy="152400"/>
                   <wp:effectExtent b="0" l="0" r="0" t="0"/>
-                  <wp:docPr descr="" title="" id="68" name="Picture"/>
+                  <wp:docPr descr="" title="" id="57" name="Picture"/>
                   <a:graphic>
                     <a:graphicData uri="http://schemas.openxmlformats.org/drawingml/2006/picture">
                       <pic:pic>
                         <pic:nvPicPr>
-                          <pic:cNvPr descr="/Applications/quarto/share/formats/docx/note.png" id="69" name="Picture"/>
+                          <pic:cNvPr descr="/Applications/quarto/share/formats/docx/note.png" id="58" name="Picture"/>
                           <pic:cNvPicPr>
                             <a:picLocks noChangeArrowheads="1" noChangeAspect="1"/>
                           </pic:cNvPicPr>
                         </pic:nvPicPr>
                         <pic:blipFill>
-                          <a:blip r:embed="rId21"/>
+                          <a:blip r:embed="rId10"/>
                           <a:stretch>
                             <a:fillRect/>
                           </a:stretch>
@@ -3766,18 +3766,18 @@
                 <wp:inline>
                   <wp:extent cx="152400" cy="152400"/>
                   <wp:effectExtent b="0" l="0" r="0" t="0"/>
-                  <wp:docPr descr="" title="" id="70" name="Picture"/>
+                  <wp:docPr descr="" title="" id="59" name="Picture"/>
                   <a:graphic>
                     <a:graphicData uri="http://schemas.openxmlformats.org/drawingml/2006/picture">
                       <pic:pic>
                         <pic:nvPicPr>
-                          <pic:cNvPr descr="/Applications/quarto/share/formats/docx/note.png" id="71" name="Picture"/>
+                          <pic:cNvPr descr="/Applications/quarto/share/formats/docx/note.png" id="60" name="Picture"/>
                           <pic:cNvPicPr>
                             <a:picLocks noChangeArrowheads="1" noChangeAspect="1"/>
                           </pic:cNvPicPr>
                         </pic:nvPicPr>
                         <pic:blipFill>
-                          <a:blip r:embed="rId21"/>
+                          <a:blip r:embed="rId10"/>
                           <a:stretch>
                             <a:fillRect/>
                           </a:stretch>
@@ -4120,8 +4120,8 @@
         </w:tc>
       </w:tr>
     </w:tbl>
-    <w:bookmarkEnd w:id="72"/>
-    <w:bookmarkStart w:id="73" w:name="useful-conversions-to-know"/>
+    <w:bookmarkEnd w:id="61"/>
+    <w:bookmarkStart w:id="62" w:name="useful-conversions-to-know"/>
     <w:p>
       <w:pPr>
         <w:pStyle w:val="Heading2"/>
@@ -4610,9 +4610,9 @@
         </w:tc>
       </w:tr>
     </w:tbl>
-    <w:bookmarkEnd w:id="73"/>
-    <w:bookmarkEnd w:id="74"/>
-    <w:bookmarkStart w:id="81" w:name="arc-length-and-sector-area"/>
+    <w:bookmarkEnd w:id="62"/>
+    <w:bookmarkEnd w:id="63"/>
+    <w:bookmarkStart w:id="70" w:name="arc-length-and-sector-area"/>
     <w:p>
       <w:pPr>
         <w:pStyle w:val="Heading1"/>
@@ -4670,18 +4670,18 @@
                 <wp:inline>
                   <wp:extent cx="152400" cy="152400"/>
                   <wp:effectExtent b="0" l="0" r="0" t="0"/>
-                  <wp:docPr descr="" title="" id="75" name="Picture"/>
+                  <wp:docPr descr="" title="" id="64" name="Picture"/>
                   <a:graphic>
                     <a:graphicData uri="http://schemas.openxmlformats.org/drawingml/2006/picture">
                       <pic:pic>
                         <pic:nvPicPr>
-                          <pic:cNvPr descr="/Applications/quarto/share/formats/docx/note.png" id="76" name="Picture"/>
+                          <pic:cNvPr descr="/Applications/quarto/share/formats/docx/note.png" id="65" name="Picture"/>
                           <pic:cNvPicPr>
                             <a:picLocks noChangeArrowheads="1" noChangeAspect="1"/>
                           </pic:cNvPicPr>
                         </pic:nvPicPr>
                         <pic:blipFill>
-                          <a:blip r:embed="rId21"/>
+                          <a:blip r:embed="rId10"/>
                           <a:stretch>
                             <a:fillRect/>
                           </a:stretch>
@@ -5076,18 +5076,18 @@
                 <wp:inline>
                   <wp:extent cx="152400" cy="152400"/>
                   <wp:effectExtent b="0" l="0" r="0" t="0"/>
-                  <wp:docPr descr="" title="" id="77" name="Picture"/>
+                  <wp:docPr descr="" title="" id="66" name="Picture"/>
                   <a:graphic>
                     <a:graphicData uri="http://schemas.openxmlformats.org/drawingml/2006/picture">
                       <pic:pic>
                         <pic:nvPicPr>
-                          <pic:cNvPr descr="/Applications/quarto/share/formats/docx/note.png" id="78" name="Picture"/>
+                          <pic:cNvPr descr="/Applications/quarto/share/formats/docx/note.png" id="67" name="Picture"/>
                           <pic:cNvPicPr>
                             <a:picLocks noChangeArrowheads="1" noChangeAspect="1"/>
                           </pic:cNvPicPr>
                         </pic:nvPicPr>
                         <pic:blipFill>
-                          <a:blip r:embed="rId21"/>
+                          <a:blip r:embed="rId10"/>
                           <a:stretch>
                             <a:fillRect/>
                           </a:stretch>
@@ -5288,18 +5288,18 @@
                 <wp:inline>
                   <wp:extent cx="152400" cy="152400"/>
                   <wp:effectExtent b="0" l="0" r="0" t="0"/>
-                  <wp:docPr descr="" title="" id="79" name="Picture"/>
+                  <wp:docPr descr="" title="" id="68" name="Picture"/>
                   <a:graphic>
                     <a:graphicData uri="http://schemas.openxmlformats.org/drawingml/2006/picture">
                       <pic:pic>
                         <pic:nvPicPr>
-                          <pic:cNvPr descr="/Applications/quarto/share/formats/docx/note.png" id="80" name="Picture"/>
+                          <pic:cNvPr descr="/Applications/quarto/share/formats/docx/note.png" id="69" name="Picture"/>
                           <pic:cNvPicPr>
                             <a:picLocks noChangeArrowheads="1" noChangeAspect="1"/>
                           </pic:cNvPicPr>
                         </pic:nvPicPr>
                         <pic:blipFill>
-                          <a:blip r:embed="rId21"/>
+                          <a:blip r:embed="rId10"/>
                           <a:stretch>
                             <a:fillRect/>
                           </a:stretch>
@@ -5739,8 +5739,8 @@
         </w:tc>
       </w:tr>
     </w:tbl>
-    <w:bookmarkEnd w:id="81"/>
-    <w:bookmarkStart w:id="82" w:name="quick-check-problems"/>
+    <w:bookmarkEnd w:id="70"/>
+    <w:bookmarkStart w:id="71" w:name="quick-check-problems"/>
     <w:p>
       <w:pPr>
         <w:pStyle w:val="Heading1"/>
@@ -5808,8 +5808,8 @@
         <m:r>
           <m:rPr>
             <m:nor/>
+            <m:scr m:val="sans-serif"/>
             <m:sty m:val="p"/>
-            <m:scr m:val="sans-serif"/>
           </m:rPr>
           <m:t> rad</m:t>
         </m:r>
@@ -5865,8 +5865,8 @@
         <m:r>
           <m:rPr>
             <m:nor/>
+            <m:scr m:val="sans-serif"/>
             <m:sty m:val="p"/>
-            <m:scr m:val="sans-serif"/>
           </m:rPr>
           <m:t> rad</m:t>
         </m:r>
@@ -5910,8 +5910,8 @@
         <m:r>
           <m:rPr>
             <m:nor/>
+            <m:scr m:val="sans-serif"/>
             <m:sty m:val="p"/>
-            <m:scr m:val="sans-serif"/>
           </m:rPr>
           <m:t> rad</m:t>
         </m:r>
@@ -5955,8 +5955,8 @@
         <m:r>
           <m:rPr>
             <m:nor/>
+            <m:scr m:val="sans-serif"/>
             <m:sty m:val="p"/>
-            <m:scr m:val="sans-serif"/>
           </m:rPr>
           <m:t> rad</m:t>
         </m:r>
@@ -6000,8 +6000,8 @@
         <m:r>
           <m:rPr>
             <m:nor/>
+            <m:scr m:val="sans-serif"/>
             <m:sty m:val="p"/>
-            <m:scr m:val="sans-serif"/>
           </m:rPr>
           <m:t> rad</m:t>
         </m:r>
@@ -6057,8 +6057,8 @@
         <m:r>
           <m:rPr>
             <m:nor/>
+            <m:scr m:val="sans-serif"/>
             <m:sty m:val="p"/>
-            <m:scr m:val="sans-serif"/>
           </m:rPr>
           <m:t> rad</m:t>
         </m:r>
@@ -6196,8 +6196,8 @@
         <w:t xml:space="preserve">radians.</w:t>
       </w:r>
     </w:p>
-    <w:bookmarkEnd w:id="82"/>
-    <w:bookmarkStart w:id="88" w:name="further-reading"/>
+    <w:bookmarkEnd w:id="71"/>
+    <w:bookmarkStart w:id="77" w:name="further-reading"/>
     <w:p>
       <w:pPr>
         <w:pStyle w:val="Heading1"/>
@@ -6210,7 +6210,7 @@
       <w:pPr>
         <w:pStyle w:val="FirstParagraph"/>
       </w:pPr>
-      <w:hyperlink r:id="rId83">
+      <w:hyperlink r:id="rId72">
         <w:r>
           <w:rPr>
             <w:rStyle w:val="Hyperlink"/>
@@ -6229,7 +6229,7 @@
       <w:r>
         <w:t xml:space="preserve"> </w:t>
       </w:r>
-      <w:hyperlink r:id="rId84">
+      <w:hyperlink r:id="rId73">
         <w:r>
           <w:rPr>
             <w:rStyle w:val="Hyperlink"/>
@@ -6246,7 +6246,7 @@
       <w:r>
         <w:t xml:space="preserve"> </w:t>
       </w:r>
-      <w:hyperlink r:id="rId85">
+      <w:hyperlink r:id="rId74">
         <w:r>
           <w:rPr>
             <w:rStyle w:val="Hyperlink"/>
@@ -6258,7 +6258,7 @@
         <w:t xml:space="preserve">.</w:t>
       </w:r>
     </w:p>
-    <w:bookmarkStart w:id="87" w:name="version-history-and-licensing"/>
+    <w:bookmarkStart w:id="76" w:name="version-history-and-licensing"/>
     <w:p>
       <w:pPr>
         <w:pStyle w:val="Heading2"/>
@@ -6291,7 +6291,7 @@
       <w:pPr>
         <w:pStyle w:val="FirstParagraph"/>
       </w:pPr>
-      <w:hyperlink r:id="rId86">
+      <w:hyperlink r:id="rId75">
         <w:r>
           <w:rPr>
             <w:rStyle w:val="Hyperlink"/>
@@ -6300,8 +6300,8 @@
         </w:r>
       </w:hyperlink>
     </w:p>
-    <w:bookmarkEnd w:id="87"/>
-    <w:bookmarkEnd w:id="88"/>
+    <w:bookmarkEnd w:id="76"/>
+    <w:bookmarkEnd w:id="77"/>
     <w:sectPr>
       <w:pgSz w:h="15840" w:w="12240"/>
       <w:pgMar w:bottom="1440" w:footer="720" w:gutter="0" w:header="720" w:left="1440" w:right="1440" w:top="1440"/>
